--- a/rapports/2026-06-06/EQ5/EQ5_sup_v2/DR_012301350162/95-07-38-50.docx
+++ b/rapports/2026-06-06/EQ5/EQ5_sup_v2/DR_012301350162/95-07-38-50.docx
@@ -297,7 +297,7 @@
           <w:color w:val="1F6FEB"/>
           <w:sz w:val="22"/>
         </w:rPr>
-        <w:t>⚠ INCOHÉRENCES À CORRIGER (91)</w:t>
+        <w:t>⚠ INCOHÉRENCES À CORRIGER (87)</w:t>
       </w:r>
     </w:p>
     <w:tbl>
@@ -1205,7 +1205,7 @@
                 <w:i w:val="0"/>
                 <w:sz w:val="17"/>
               </w:rPr>
-              <w:t>Incohérence!!! seulement les écoles privées paient les frais de scolarité (y compris les frais d'inscription).</w:t>
+              <w:t>Incohérence ! MAME AMADOU LAMINE THIAW frequente actuellement 2ème année de Supérieur mais dit avoir reçu une bourse de 480000 FCFA.</w:t>
             </w:r>
           </w:p>
         </w:tc>
@@ -1238,6 +1238,1086 @@
                 <w:i w:val="0"/>
                 <w:sz w:val="16"/>
               </w:rPr>
+              <w:t>S03</w:t>
+              <w:br/>
+            </w:r>
+            <w:r>
+              <w:rPr>
+                <w:b w:val="0"/>
+                <w:i w:val="0"/>
+                <w:color w:val="64748B"/>
+                <w:sz w:val="14"/>
+              </w:rPr>
+              <w:t>Santé</w:t>
+            </w:r>
+          </w:p>
+        </w:tc>
+        <w:tc>
+          <w:tcPr>
+            <w:tcW w:type="dxa" w:w="1531"/>
+          </w:tcPr>
+          <w:p>
+            <w:r>
+              <w:rPr>
+                <w:b/>
+                <w:i w:val="0"/>
+                <w:color w:val="16A34A"/>
+                <w:sz w:val="16"/>
+              </w:rPr>
+              <w:t>—</w:t>
+            </w:r>
+          </w:p>
+        </w:tc>
+        <w:tc>
+          <w:tcPr>
+            <w:tcW w:type="dxa" w:w="1191"/>
+          </w:tcPr>
+          <w:p>
+            <w:r>
+              <w:rPr>
+                <w:b w:val="0"/>
+                <w:i w:val="0"/>
+                <w:color w:val="64748B"/>
+                <w:sz w:val="16"/>
+              </w:rPr>
+              <w:t>GT-CQ</w:t>
+            </w:r>
+          </w:p>
+        </w:tc>
+        <w:tc>
+          <w:tcPr>
+            <w:tcW w:type="dxa" w:w="4706"/>
+          </w:tcPr>
+          <w:p>
+            <w:r>
+              <w:rPr>
+                <w:b w:val="0"/>
+                <w:i w:val="0"/>
+                <w:sz w:val="17"/>
+              </w:rPr>
+              <w:t>Incohérent !!! FATOU BONDJI CAMARA s'est consulté la première fois pour cette maladie (Problème de tension) chez un médecin généraliste et vous dites que  FATOU BONDJI CAMARA n'est pas concerné par le montant des frais de consultation d'un médecin généraliste (3.14=9999).</w:t>
+            </w:r>
+          </w:p>
+        </w:tc>
+      </w:tr>
+      <w:tr>
+        <w:tc>
+          <w:tcPr>
+            <w:tcW w:type="dxa" w:w="964"/>
+          </w:tcPr>
+          <w:p>
+            <w:r>
+              <w:rPr>
+                <w:b/>
+                <w:i w:val="0"/>
+                <w:color w:val="DC2626"/>
+                <w:sz w:val="16"/>
+              </w:rPr>
+              <w:t>Haute</w:t>
+            </w:r>
+          </w:p>
+        </w:tc>
+        <w:tc>
+          <w:tcPr>
+            <w:tcW w:type="dxa" w:w="1247"/>
+          </w:tcPr>
+          <w:p>
+            <w:r>
+              <w:rPr>
+                <w:b/>
+                <w:i w:val="0"/>
+                <w:sz w:val="16"/>
+              </w:rPr>
+              <w:t>S03</w:t>
+              <w:br/>
+            </w:r>
+            <w:r>
+              <w:rPr>
+                <w:b w:val="0"/>
+                <w:i w:val="0"/>
+                <w:color w:val="64748B"/>
+                <w:sz w:val="14"/>
+              </w:rPr>
+              <w:t>Santé</w:t>
+            </w:r>
+          </w:p>
+        </w:tc>
+        <w:tc>
+          <w:tcPr>
+            <w:tcW w:type="dxa" w:w="1531"/>
+          </w:tcPr>
+          <w:p>
+            <w:r>
+              <w:rPr>
+                <w:b/>
+                <w:i w:val="0"/>
+                <w:color w:val="16A34A"/>
+                <w:sz w:val="16"/>
+              </w:rPr>
+              <w:t>—</w:t>
+            </w:r>
+          </w:p>
+        </w:tc>
+        <w:tc>
+          <w:tcPr>
+            <w:tcW w:type="dxa" w:w="1191"/>
+          </w:tcPr>
+          <w:p>
+            <w:r>
+              <w:rPr>
+                <w:b w:val="0"/>
+                <w:i w:val="0"/>
+                <w:color w:val="64748B"/>
+                <w:sz w:val="16"/>
+              </w:rPr>
+              <w:t>GT-CQ</w:t>
+            </w:r>
+          </w:p>
+        </w:tc>
+        <w:tc>
+          <w:tcPr>
+            <w:tcW w:type="dxa" w:w="4706"/>
+          </w:tcPr>
+          <w:p>
+            <w:r>
+              <w:rPr>
+                <w:b w:val="0"/>
+                <w:i w:val="0"/>
+                <w:sz w:val="17"/>
+              </w:rPr>
+              <w:t>Prière de verifier cette incohérence auprès de l'enquêté ou confirmer.</w:t>
+            </w:r>
+          </w:p>
+        </w:tc>
+      </w:tr>
+      <w:tr>
+        <w:tc>
+          <w:tcPr>
+            <w:tcW w:type="dxa" w:w="964"/>
+          </w:tcPr>
+          <w:p>
+            <w:r>
+              <w:rPr>
+                <w:b/>
+                <w:i w:val="0"/>
+                <w:color w:val="DC2626"/>
+                <w:sz w:val="16"/>
+              </w:rPr>
+              <w:t>Haute</w:t>
+            </w:r>
+          </w:p>
+        </w:tc>
+        <w:tc>
+          <w:tcPr>
+            <w:tcW w:type="dxa" w:w="1247"/>
+          </w:tcPr>
+          <w:p>
+            <w:r>
+              <w:rPr>
+                <w:b/>
+                <w:i w:val="0"/>
+                <w:sz w:val="16"/>
+              </w:rPr>
+              <w:t>S03</w:t>
+              <w:br/>
+            </w:r>
+            <w:r>
+              <w:rPr>
+                <w:b w:val="0"/>
+                <w:i w:val="0"/>
+                <w:color w:val="64748B"/>
+                <w:sz w:val="14"/>
+              </w:rPr>
+              <w:t>Santé</w:t>
+            </w:r>
+          </w:p>
+        </w:tc>
+        <w:tc>
+          <w:tcPr>
+            <w:tcW w:type="dxa" w:w="1531"/>
+          </w:tcPr>
+          <w:p>
+            <w:r>
+              <w:rPr>
+                <w:b/>
+                <w:i w:val="0"/>
+                <w:color w:val="16A34A"/>
+                <w:sz w:val="16"/>
+              </w:rPr>
+              <w:t>—</w:t>
+            </w:r>
+          </w:p>
+        </w:tc>
+        <w:tc>
+          <w:tcPr>
+            <w:tcW w:type="dxa" w:w="1191"/>
+          </w:tcPr>
+          <w:p>
+            <w:r>
+              <w:rPr>
+                <w:b w:val="0"/>
+                <w:i w:val="0"/>
+                <w:color w:val="64748B"/>
+                <w:sz w:val="16"/>
+              </w:rPr>
+              <w:t>GT-CQ</w:t>
+            </w:r>
+          </w:p>
+        </w:tc>
+        <w:tc>
+          <w:tcPr>
+            <w:tcW w:type="dxa" w:w="4706"/>
+          </w:tcPr>
+          <w:p>
+            <w:r>
+              <w:rPr>
+                <w:b w:val="0"/>
+                <w:i w:val="0"/>
+                <w:sz w:val="17"/>
+              </w:rPr>
+              <w:t>Incohérent !!! PAPE BABACAR THIAW s'est consulté la première fois pour cette maladie (Douleurs/fatigue) chez un médecin généraliste et vous dites que  PAPE BABACAR THIAW n'est pas concerné par le montant des frais de consultation d'un médecin généraliste (3.14=9999).</w:t>
+            </w:r>
+          </w:p>
+        </w:tc>
+      </w:tr>
+      <w:tr>
+        <w:tc>
+          <w:tcPr>
+            <w:tcW w:type="dxa" w:w="964"/>
+          </w:tcPr>
+          <w:p>
+            <w:r>
+              <w:rPr>
+                <w:b/>
+                <w:i w:val="0"/>
+                <w:color w:val="DC2626"/>
+                <w:sz w:val="16"/>
+              </w:rPr>
+              <w:t>Haute</w:t>
+            </w:r>
+          </w:p>
+        </w:tc>
+        <w:tc>
+          <w:tcPr>
+            <w:tcW w:type="dxa" w:w="1247"/>
+          </w:tcPr>
+          <w:p>
+            <w:r>
+              <w:rPr>
+                <w:b/>
+                <w:i w:val="0"/>
+                <w:sz w:val="16"/>
+              </w:rPr>
+              <w:t>S07</w:t>
+              <w:br/>
+            </w:r>
+            <w:r>
+              <w:rPr>
+                <w:b w:val="0"/>
+                <w:i w:val="0"/>
+                <w:color w:val="64748B"/>
+                <w:sz w:val="14"/>
+              </w:rPr>
+              <w:t>Consommation alimentaire</w:t>
+            </w:r>
+          </w:p>
+        </w:tc>
+        <w:tc>
+          <w:tcPr>
+            <w:tcW w:type="dxa" w:w="1531"/>
+          </w:tcPr>
+          <w:p>
+            <w:r>
+              <w:rPr>
+                <w:b/>
+                <w:i w:val="0"/>
+                <w:color w:val="16A34A"/>
+                <w:sz w:val="16"/>
+              </w:rPr>
+              <w:t>s00q27, s01q00a, s01q12, s01q13, s02q04, s03q11, s03q12, s01q01</w:t>
+            </w:r>
+          </w:p>
+        </w:tc>
+        <w:tc>
+          <w:tcPr>
+            <w:tcW w:type="dxa" w:w="1191"/>
+          </w:tcPr>
+          <w:p>
+            <w:r>
+              <w:rPr>
+                <w:b w:val="0"/>
+                <w:i w:val="0"/>
+                <w:color w:val="64748B"/>
+                <w:sz w:val="16"/>
+              </w:rPr>
+              <w:t>GT-CQ</w:t>
+            </w:r>
+          </w:p>
+        </w:tc>
+        <w:tc>
+          <w:tcPr>
+            <w:tcW w:type="dxa" w:w="4706"/>
+          </w:tcPr>
+          <w:p>
+            <w:r>
+              <w:rPr>
+                <w:b w:val="0"/>
+                <w:i w:val="0"/>
+                <w:sz w:val="17"/>
+              </w:rPr>
+              <w:t>Avertissement!!! Le ménage a consommé 45 Pièce de Tres petit de Tomate fraîche  ce qui semble incoherent pour une consommation aucours des 7 derniers jours, prière de verifier et corriger.</w:t>
+            </w:r>
+          </w:p>
+        </w:tc>
+      </w:tr>
+      <w:tr>
+        <w:tc>
+          <w:tcPr>
+            <w:tcW w:type="dxa" w:w="964"/>
+          </w:tcPr>
+          <w:p>
+            <w:r>
+              <w:rPr>
+                <w:b/>
+                <w:i w:val="0"/>
+                <w:color w:val="DC2626"/>
+                <w:sz w:val="16"/>
+              </w:rPr>
+              <w:t>Haute</w:t>
+            </w:r>
+          </w:p>
+        </w:tc>
+        <w:tc>
+          <w:tcPr>
+            <w:tcW w:type="dxa" w:w="1247"/>
+          </w:tcPr>
+          <w:p>
+            <w:r>
+              <w:rPr>
+                <w:b/>
+                <w:i w:val="0"/>
+                <w:sz w:val="16"/>
+              </w:rPr>
+              <w:t>S11</w:t>
+              <w:br/>
+            </w:r>
+            <w:r>
+              <w:rPr>
+                <w:b w:val="0"/>
+                <w:i w:val="0"/>
+                <w:color w:val="64748B"/>
+                <w:sz w:val="14"/>
+              </w:rPr>
+              <w:t>Logement / cadre de vie</w:t>
+            </w:r>
+          </w:p>
+        </w:tc>
+        <w:tc>
+          <w:tcPr>
+            <w:tcW w:type="dxa" w:w="1531"/>
+          </w:tcPr>
+          <w:p>
+            <w:r>
+              <w:rPr>
+                <w:b/>
+                <w:i w:val="0"/>
+                <w:color w:val="16A34A"/>
+                <w:sz w:val="16"/>
+              </w:rPr>
+              <w:t>s01q10, s02q30, s02q34, s03q50, s04q23, s04q24, s04q37, s04q44</w:t>
+            </w:r>
+          </w:p>
+        </w:tc>
+        <w:tc>
+          <w:tcPr>
+            <w:tcW w:type="dxa" w:w="1191"/>
+          </w:tcPr>
+          <w:p>
+            <w:r>
+              <w:rPr>
+                <w:b w:val="0"/>
+                <w:i w:val="0"/>
+                <w:color w:val="64748B"/>
+                <w:sz w:val="16"/>
+              </w:rPr>
+              <w:t>GT-CQ</w:t>
+            </w:r>
+          </w:p>
+        </w:tc>
+        <w:tc>
+          <w:tcPr>
+            <w:tcW w:type="dxa" w:w="4706"/>
+          </w:tcPr>
+          <w:p>
+            <w:r>
+              <w:rPr>
+                <w:b w:val="0"/>
+                <w:i w:val="0"/>
+                <w:sz w:val="17"/>
+              </w:rPr>
+              <w:t>Le montant de la dernière facture d'eau est de 35000 FCFA Tous les 2 mois qui semble incohérent, Prière de vérifier les questions 11.23a et 11.23b auprès du ménage ou confirmer.</w:t>
+            </w:r>
+          </w:p>
+        </w:tc>
+      </w:tr>
+      <w:tr>
+        <w:tc>
+          <w:tcPr>
+            <w:tcW w:type="dxa" w:w="964"/>
+          </w:tcPr>
+          <w:p>
+            <w:r>
+              <w:rPr>
+                <w:b/>
+                <w:i w:val="0"/>
+                <w:color w:val="EA580C"/>
+                <w:sz w:val="16"/>
+              </w:rPr>
+              <w:t>Moyenne</w:t>
+            </w:r>
+          </w:p>
+        </w:tc>
+        <w:tc>
+          <w:tcPr>
+            <w:tcW w:type="dxa" w:w="1247"/>
+          </w:tcPr>
+          <w:p>
+            <w:r>
+              <w:rPr>
+                <w:b/>
+                <w:i w:val="0"/>
+                <w:sz w:val="16"/>
+              </w:rPr>
+              <w:t>S00</w:t>
+              <w:br/>
+            </w:r>
+            <w:r>
+              <w:rPr>
+                <w:b w:val="0"/>
+                <w:i w:val="0"/>
+                <w:color w:val="64748B"/>
+                <w:sz w:val="14"/>
+              </w:rPr>
+              <w:t>Identification</w:t>
+            </w:r>
+          </w:p>
+        </w:tc>
+        <w:tc>
+          <w:tcPr>
+            <w:tcW w:type="dxa" w:w="1531"/>
+          </w:tcPr>
+          <w:p>
+            <w:r>
+              <w:rPr>
+                <w:b/>
+                <w:i w:val="0"/>
+                <w:color w:val="16A34A"/>
+                <w:sz w:val="16"/>
+              </w:rPr>
+              <w:t>s00q27</w:t>
+            </w:r>
+          </w:p>
+        </w:tc>
+        <w:tc>
+          <w:tcPr>
+            <w:tcW w:type="dxa" w:w="1191"/>
+          </w:tcPr>
+          <w:p>
+            <w:r>
+              <w:rPr>
+                <w:b w:val="0"/>
+                <w:i w:val="0"/>
+                <w:color w:val="64748B"/>
+                <w:sz w:val="16"/>
+              </w:rPr>
+              <w:t>GT-CQ</w:t>
+            </w:r>
+          </w:p>
+        </w:tc>
+        <w:tc>
+          <w:tcPr>
+            <w:tcW w:type="dxa" w:w="4706"/>
+          </w:tcPr>
+          <w:p>
+            <w:r>
+              <w:rPr>
+                <w:b w:val="0"/>
+                <w:i w:val="0"/>
+                <w:sz w:val="17"/>
+              </w:rPr>
+              <w:t>Le questionnaire semble ne pas être complètement fini mais le questionnaire est en statut complet, prière de compléter le questionnaire.</w:t>
+            </w:r>
+          </w:p>
+        </w:tc>
+      </w:tr>
+      <w:tr>
+        <w:tc>
+          <w:tcPr>
+            <w:tcW w:type="dxa" w:w="964"/>
+          </w:tcPr>
+          <w:p>
+            <w:r>
+              <w:rPr>
+                <w:b/>
+                <w:i w:val="0"/>
+                <w:color w:val="EA580C"/>
+                <w:sz w:val="16"/>
+              </w:rPr>
+              <w:t>Moyenne</w:t>
+            </w:r>
+          </w:p>
+        </w:tc>
+        <w:tc>
+          <w:tcPr>
+            <w:tcW w:type="dxa" w:w="1247"/>
+          </w:tcPr>
+          <w:p>
+            <w:r>
+              <w:rPr>
+                <w:b/>
+                <w:i w:val="0"/>
+                <w:sz w:val="16"/>
+              </w:rPr>
+              <w:t>S00</w:t>
+              <w:br/>
+            </w:r>
+            <w:r>
+              <w:rPr>
+                <w:b w:val="0"/>
+                <w:i w:val="0"/>
+                <w:color w:val="64748B"/>
+                <w:sz w:val="14"/>
+              </w:rPr>
+              <w:t>Identification</w:t>
+            </w:r>
+          </w:p>
+        </w:tc>
+        <w:tc>
+          <w:tcPr>
+            <w:tcW w:type="dxa" w:w="1531"/>
+          </w:tcPr>
+          <w:p>
+            <w:r>
+              <w:rPr>
+                <w:b/>
+                <w:i w:val="0"/>
+                <w:color w:val="16A34A"/>
+                <w:sz w:val="16"/>
+              </w:rPr>
+              <w:t>—</w:t>
+            </w:r>
+          </w:p>
+        </w:tc>
+        <w:tc>
+          <w:tcPr>
+            <w:tcW w:type="dxa" w:w="1191"/>
+          </w:tcPr>
+          <w:p>
+            <w:r>
+              <w:rPr>
+                <w:b w:val="0"/>
+                <w:i w:val="0"/>
+                <w:color w:val="64748B"/>
+                <w:sz w:val="16"/>
+              </w:rPr>
+              <w:t>GT-CQ</w:t>
+            </w:r>
+          </w:p>
+        </w:tc>
+        <w:tc>
+          <w:tcPr>
+            <w:tcW w:type="dxa" w:w="4706"/>
+          </w:tcPr>
+          <w:p>
+            <w:r>
+              <w:rPr>
+                <w:b w:val="0"/>
+                <w:i w:val="0"/>
+                <w:sz w:val="17"/>
+              </w:rPr>
+              <w:t>L'adresse ou la localisation du ménage doit être bien renseignée, ne doit pas contenir des numéros de téléphone et elle semble courte pour être une adresse.</w:t>
+            </w:r>
+          </w:p>
+        </w:tc>
+      </w:tr>
+      <w:tr>
+        <w:tc>
+          <w:tcPr>
+            <w:tcW w:type="dxa" w:w="964"/>
+          </w:tcPr>
+          <w:p>
+            <w:r>
+              <w:rPr>
+                <w:b/>
+                <w:i w:val="0"/>
+                <w:color w:val="EA580C"/>
+                <w:sz w:val="16"/>
+              </w:rPr>
+              <w:t>Moyenne</w:t>
+            </w:r>
+          </w:p>
+        </w:tc>
+        <w:tc>
+          <w:tcPr>
+            <w:tcW w:type="dxa" w:w="1247"/>
+          </w:tcPr>
+          <w:p>
+            <w:r>
+              <w:rPr>
+                <w:b/>
+                <w:i w:val="0"/>
+                <w:sz w:val="16"/>
+              </w:rPr>
+              <w:t>S00</w:t>
+              <w:br/>
+            </w:r>
+            <w:r>
+              <w:rPr>
+                <w:b w:val="0"/>
+                <w:i w:val="0"/>
+                <w:color w:val="64748B"/>
+                <w:sz w:val="14"/>
+              </w:rPr>
+              <w:t>Identification</w:t>
+            </w:r>
+          </w:p>
+        </w:tc>
+        <w:tc>
+          <w:tcPr>
+            <w:tcW w:type="dxa" w:w="1531"/>
+          </w:tcPr>
+          <w:p>
+            <w:r>
+              <w:rPr>
+                <w:b/>
+                <w:i w:val="0"/>
+                <w:color w:val="16A34A"/>
+                <w:sz w:val="16"/>
+              </w:rPr>
+              <w:t>—</w:t>
+            </w:r>
+          </w:p>
+        </w:tc>
+        <w:tc>
+          <w:tcPr>
+            <w:tcW w:type="dxa" w:w="1191"/>
+          </w:tcPr>
+          <w:p>
+            <w:r>
+              <w:rPr>
+                <w:b w:val="0"/>
+                <w:i w:val="0"/>
+                <w:color w:val="64748B"/>
+                <w:sz w:val="16"/>
+              </w:rPr>
+              <w:t>GT-CQ</w:t>
+            </w:r>
+          </w:p>
+        </w:tc>
+        <w:tc>
+          <w:tcPr>
+            <w:tcW w:type="dxa" w:w="4706"/>
+          </w:tcPr>
+          <w:p>
+            <w:r>
+              <w:rPr>
+                <w:b w:val="0"/>
+                <w:i w:val="0"/>
+                <w:sz w:val="17"/>
+              </w:rPr>
+              <w:t>Prière de renseigner la bonne adresse.</w:t>
+            </w:r>
+          </w:p>
+        </w:tc>
+      </w:tr>
+      <w:tr>
+        <w:tc>
+          <w:tcPr>
+            <w:tcW w:type="dxa" w:w="964"/>
+          </w:tcPr>
+          <w:p>
+            <w:r>
+              <w:rPr>
+                <w:b/>
+                <w:i w:val="0"/>
+                <w:color w:val="EA580C"/>
+                <w:sz w:val="16"/>
+              </w:rPr>
+              <w:t>Moyenne</w:t>
+            </w:r>
+          </w:p>
+        </w:tc>
+        <w:tc>
+          <w:tcPr>
+            <w:tcW w:type="dxa" w:w="1247"/>
+          </w:tcPr>
+          <w:p>
+            <w:r>
+              <w:rPr>
+                <w:b/>
+                <w:i w:val="0"/>
+                <w:sz w:val="16"/>
+              </w:rPr>
+              <w:t>S01</w:t>
+              <w:br/>
+            </w:r>
+            <w:r>
+              <w:rPr>
+                <w:b w:val="0"/>
+                <w:i w:val="0"/>
+                <w:color w:val="64748B"/>
+                <w:sz w:val="14"/>
+              </w:rPr>
+              <w:t>Démographie</w:t>
+            </w:r>
+          </w:p>
+        </w:tc>
+        <w:tc>
+          <w:tcPr>
+            <w:tcW w:type="dxa" w:w="1531"/>
+          </w:tcPr>
+          <w:p>
+            <w:r>
+              <w:rPr>
+                <w:b/>
+                <w:i w:val="0"/>
+                <w:color w:val="16A34A"/>
+                <w:sz w:val="16"/>
+              </w:rPr>
+              <w:t>—</w:t>
+            </w:r>
+          </w:p>
+        </w:tc>
+        <w:tc>
+          <w:tcPr>
+            <w:tcW w:type="dxa" w:w="1191"/>
+          </w:tcPr>
+          <w:p>
+            <w:r>
+              <w:rPr>
+                <w:b w:val="0"/>
+                <w:i w:val="0"/>
+                <w:color w:val="64748B"/>
+                <w:sz w:val="16"/>
+              </w:rPr>
+              <w:t>GT-CQ</w:t>
+            </w:r>
+          </w:p>
+        </w:tc>
+        <w:tc>
+          <w:tcPr>
+            <w:tcW w:type="dxa" w:w="4706"/>
+          </w:tcPr>
+          <w:p>
+            <w:r>
+              <w:rPr>
+                <w:b w:val="0"/>
+                <w:i w:val="0"/>
+                <w:sz w:val="17"/>
+              </w:rPr>
+              <w:t>Prière de verifier l'information donnée par FATOU BONDJI THIAW ou corriger au niveau de la section 1.</w:t>
+            </w:r>
+          </w:p>
+        </w:tc>
+      </w:tr>
+      <w:tr>
+        <w:tc>
+          <w:tcPr>
+            <w:tcW w:type="dxa" w:w="964"/>
+          </w:tcPr>
+          <w:p>
+            <w:r>
+              <w:rPr>
+                <w:b/>
+                <w:i w:val="0"/>
+                <w:color w:val="EA580C"/>
+                <w:sz w:val="16"/>
+              </w:rPr>
+              <w:t>Moyenne</w:t>
+            </w:r>
+          </w:p>
+        </w:tc>
+        <w:tc>
+          <w:tcPr>
+            <w:tcW w:type="dxa" w:w="1247"/>
+          </w:tcPr>
+          <w:p>
+            <w:r>
+              <w:rPr>
+                <w:b/>
+                <w:i w:val="0"/>
+                <w:sz w:val="16"/>
+              </w:rPr>
+              <w:t>S01</w:t>
+              <w:br/>
+            </w:r>
+            <w:r>
+              <w:rPr>
+                <w:b w:val="0"/>
+                <w:i w:val="0"/>
+                <w:color w:val="64748B"/>
+                <w:sz w:val="14"/>
+              </w:rPr>
+              <w:t>Démographie</w:t>
+            </w:r>
+          </w:p>
+        </w:tc>
+        <w:tc>
+          <w:tcPr>
+            <w:tcW w:type="dxa" w:w="1531"/>
+          </w:tcPr>
+          <w:p>
+            <w:r>
+              <w:rPr>
+                <w:b/>
+                <w:i w:val="0"/>
+                <w:color w:val="16A34A"/>
+                <w:sz w:val="16"/>
+              </w:rPr>
+              <w:t>—</w:t>
+            </w:r>
+          </w:p>
+        </w:tc>
+        <w:tc>
+          <w:tcPr>
+            <w:tcW w:type="dxa" w:w="1191"/>
+          </w:tcPr>
+          <w:p>
+            <w:r>
+              <w:rPr>
+                <w:b w:val="0"/>
+                <w:i w:val="0"/>
+                <w:color w:val="64748B"/>
+                <w:sz w:val="16"/>
+              </w:rPr>
+              <w:t>GT-CQ</w:t>
+            </w:r>
+          </w:p>
+        </w:tc>
+        <w:tc>
+          <w:tcPr>
+            <w:tcW w:type="dxa" w:w="4706"/>
+          </w:tcPr>
+          <w:p>
+            <w:r>
+              <w:rPr>
+                <w:b w:val="0"/>
+                <w:i w:val="0"/>
+                <w:sz w:val="17"/>
+              </w:rPr>
+              <w:t>Prière de verifier l'information donnée par MAME AMADOU LAMINE THIAW ou corriger au niveau de la section 1.</w:t>
+            </w:r>
+          </w:p>
+        </w:tc>
+      </w:tr>
+      <w:tr>
+        <w:tc>
+          <w:tcPr>
+            <w:tcW w:type="dxa" w:w="964"/>
+          </w:tcPr>
+          <w:p>
+            <w:r>
+              <w:rPr>
+                <w:b/>
+                <w:i w:val="0"/>
+                <w:color w:val="EA580C"/>
+                <w:sz w:val="16"/>
+              </w:rPr>
+              <w:t>Moyenne</w:t>
+            </w:r>
+          </w:p>
+        </w:tc>
+        <w:tc>
+          <w:tcPr>
+            <w:tcW w:type="dxa" w:w="1247"/>
+          </w:tcPr>
+          <w:p>
+            <w:r>
+              <w:rPr>
+                <w:b/>
+                <w:i w:val="0"/>
+                <w:sz w:val="16"/>
+              </w:rPr>
+              <w:t>S01</w:t>
+              <w:br/>
+            </w:r>
+            <w:r>
+              <w:rPr>
+                <w:b w:val="0"/>
+                <w:i w:val="0"/>
+                <w:color w:val="64748B"/>
+                <w:sz w:val="14"/>
+              </w:rPr>
+              <w:t>Démographie</w:t>
+            </w:r>
+          </w:p>
+        </w:tc>
+        <w:tc>
+          <w:tcPr>
+            <w:tcW w:type="dxa" w:w="1531"/>
+          </w:tcPr>
+          <w:p>
+            <w:r>
+              <w:rPr>
+                <w:b/>
+                <w:i w:val="0"/>
+                <w:color w:val="16A34A"/>
+                <w:sz w:val="16"/>
+              </w:rPr>
+              <w:t>—</w:t>
+            </w:r>
+          </w:p>
+        </w:tc>
+        <w:tc>
+          <w:tcPr>
+            <w:tcW w:type="dxa" w:w="1191"/>
+          </w:tcPr>
+          <w:p>
+            <w:r>
+              <w:rPr>
+                <w:b w:val="0"/>
+                <w:i w:val="0"/>
+                <w:color w:val="64748B"/>
+                <w:sz w:val="16"/>
+              </w:rPr>
+              <w:t>GT-CQ</w:t>
+            </w:r>
+          </w:p>
+        </w:tc>
+        <w:tc>
+          <w:tcPr>
+            <w:tcW w:type="dxa" w:w="4706"/>
+          </w:tcPr>
+          <w:p>
+            <w:r>
+              <w:rPr>
+                <w:b w:val="0"/>
+                <w:i w:val="0"/>
+                <w:sz w:val="17"/>
+              </w:rPr>
+              <w:t>Prière de verifier l'information donnée par PAPE BABACAR THIAW ou corriger au niveau de la section 1.</w:t>
+            </w:r>
+          </w:p>
+        </w:tc>
+      </w:tr>
+      <w:tr>
+        <w:tc>
+          <w:tcPr>
+            <w:tcW w:type="dxa" w:w="964"/>
+          </w:tcPr>
+          <w:p>
+            <w:r>
+              <w:rPr>
+                <w:b/>
+                <w:i w:val="0"/>
+                <w:color w:val="EA580C"/>
+                <w:sz w:val="16"/>
+              </w:rPr>
+              <w:t>Moyenne</w:t>
+            </w:r>
+          </w:p>
+        </w:tc>
+        <w:tc>
+          <w:tcPr>
+            <w:tcW w:type="dxa" w:w="1247"/>
+          </w:tcPr>
+          <w:p>
+            <w:r>
+              <w:rPr>
+                <w:b/>
+                <w:i w:val="0"/>
+                <w:sz w:val="16"/>
+              </w:rPr>
+              <w:t>S01</w:t>
+              <w:br/>
+            </w:r>
+            <w:r>
+              <w:rPr>
+                <w:b w:val="0"/>
+                <w:i w:val="0"/>
+                <w:color w:val="64748B"/>
+                <w:sz w:val="14"/>
+              </w:rPr>
+              <w:t>Démographie</w:t>
+            </w:r>
+          </w:p>
+        </w:tc>
+        <w:tc>
+          <w:tcPr>
+            <w:tcW w:type="dxa" w:w="1531"/>
+          </w:tcPr>
+          <w:p>
+            <w:r>
+              <w:rPr>
+                <w:b/>
+                <w:i w:val="0"/>
+                <w:color w:val="16A34A"/>
+                <w:sz w:val="16"/>
+              </w:rPr>
+              <w:t>—</w:t>
+            </w:r>
+          </w:p>
+        </w:tc>
+        <w:tc>
+          <w:tcPr>
+            <w:tcW w:type="dxa" w:w="1191"/>
+          </w:tcPr>
+          <w:p>
+            <w:r>
+              <w:rPr>
+                <w:b w:val="0"/>
+                <w:i w:val="0"/>
+                <w:color w:val="64748B"/>
+                <w:sz w:val="16"/>
+              </w:rPr>
+              <w:t>GT-CQ</w:t>
+            </w:r>
+          </w:p>
+        </w:tc>
+        <w:tc>
+          <w:tcPr>
+            <w:tcW w:type="dxa" w:w="4706"/>
+          </w:tcPr>
+          <w:p>
+            <w:r>
+              <w:rPr>
+                <w:b w:val="0"/>
+                <w:i w:val="0"/>
+                <w:sz w:val="17"/>
+              </w:rPr>
+              <w:t>Prière de verifier l'information donnée par SIDY NDIAYE THIAW ou corriger au niveau de la section 1.</w:t>
+            </w:r>
+          </w:p>
+        </w:tc>
+      </w:tr>
+      <w:tr>
+        <w:tc>
+          <w:tcPr>
+            <w:tcW w:type="dxa" w:w="964"/>
+          </w:tcPr>
+          <w:p>
+            <w:r>
+              <w:rPr>
+                <w:b/>
+                <w:i w:val="0"/>
+                <w:color w:val="EA580C"/>
+                <w:sz w:val="16"/>
+              </w:rPr>
+              <w:t>Moyenne</w:t>
+            </w:r>
+          </w:p>
+        </w:tc>
+        <w:tc>
+          <w:tcPr>
+            <w:tcW w:type="dxa" w:w="1247"/>
+          </w:tcPr>
+          <w:p>
+            <w:r>
+              <w:rPr>
+                <w:b/>
+                <w:i w:val="0"/>
+                <w:sz w:val="16"/>
+              </w:rPr>
               <w:t>S02</w:t>
               <w:br/>
             </w:r>
@@ -1264,7 +2344,7 @@
                 <w:color w:val="16A34A"/>
                 <w:sz w:val="16"/>
               </w:rPr>
-              <w:t>—</w:t>
+              <w:t>s01q63, s00q04, s02q25, s01q00b, s02q17_2, s02q15_2</w:t>
             </w:r>
           </w:p>
         </w:tc>
@@ -1295,7 +2375,7 @@
                 <w:i w:val="0"/>
                 <w:sz w:val="17"/>
               </w:rPr>
-              <w:t>Incohérence ! MAME AMADOU LAMINE THIAW frequente actuellement 2ème année de Supérieur mais dit avoir reçu une bourse de 480000 FCFA.</w:t>
+              <w:t>Dans les milieux urbains c'est peu probable de voir une école dont les élèves ou étudiants ne dépensent pas en frais d'uniformes, prière de verifier pour MAME AMADOU LAMINE THIAW qui fréquente 2ème année de Supérieur et corriger ou confirmer avec le QG.</w:t>
             </w:r>
           </w:p>
         </w:tc>
@@ -1310,10 +2390,10 @@
               <w:rPr>
                 <w:b/>
                 <w:i w:val="0"/>
-                <w:color w:val="DC2626"/>
-                <w:sz w:val="16"/>
-              </w:rPr>
-              <w:t>Haute</w:t>
+                <w:color w:val="EA580C"/>
+                <w:sz w:val="16"/>
+              </w:rPr>
+              <w:t>Moyenne</w:t>
             </w:r>
           </w:p>
         </w:tc>
@@ -1328,7 +2408,7 @@
                 <w:i w:val="0"/>
                 <w:sz w:val="16"/>
               </w:rPr>
-              <w:t>S03</w:t>
+              <w:t>S02</w:t>
               <w:br/>
             </w:r>
             <w:r>
@@ -1338,7 +2418,7 @@
                 <w:color w:val="64748B"/>
                 <w:sz w:val="14"/>
               </w:rPr>
-              <w:t>Santé</w:t>
+              <w:t>Éducation</w:t>
             </w:r>
           </w:p>
         </w:tc>
@@ -1385,7 +2465,7 @@
                 <w:i w:val="0"/>
                 <w:sz w:val="17"/>
               </w:rPr>
-              <w:t>Incohérent !!! FATOU BONDJI CAMARA s'est consulté la première fois pour cette maladie (Problème de tension) chez un médecin généraliste et vous dites que  FATOU BONDJI CAMARA n'est pas concerné par le montant des frais de consultation d'un médecin généraliste (3.14=9999).</w:t>
+              <w:t>Prière de corriger ou confirmer cette information avec le QG.</w:t>
             </w:r>
           </w:p>
         </w:tc>
@@ -1400,10 +2480,10 @@
               <w:rPr>
                 <w:b/>
                 <w:i w:val="0"/>
-                <w:color w:val="DC2626"/>
-                <w:sz w:val="16"/>
-              </w:rPr>
-              <w:t>Haute</w:t>
+                <w:color w:val="EA580C"/>
+                <w:sz w:val="16"/>
+              </w:rPr>
+              <w:t>Moyenne</w:t>
             </w:r>
           </w:p>
         </w:tc>
@@ -1418,7 +2498,7 @@
                 <w:i w:val="0"/>
                 <w:sz w:val="16"/>
               </w:rPr>
-              <w:t>S03</w:t>
+              <w:t>S02</w:t>
               <w:br/>
             </w:r>
             <w:r>
@@ -1428,7 +2508,7 @@
                 <w:color w:val="64748B"/>
                 <w:sz w:val="14"/>
               </w:rPr>
-              <w:t>Santé</w:t>
+              <w:t>Éducation</w:t>
             </w:r>
           </w:p>
         </w:tc>
@@ -1444,7 +2524,7 @@
                 <w:color w:val="16A34A"/>
                 <w:sz w:val="16"/>
               </w:rPr>
-              <w:t>—</w:t>
+              <w:t>s01q23, s01q00b, s01q23_autre</w:t>
             </w:r>
           </w:p>
         </w:tc>
@@ -1475,1447 +2555,7 @@
                 <w:i w:val="0"/>
                 <w:sz w:val="17"/>
               </w:rPr>
-              <w:t>Prière de verifier cette incohérence auprès de l'enquêté ou confirmer.</w:t>
-            </w:r>
-          </w:p>
-        </w:tc>
-      </w:tr>
-      <w:tr>
-        <w:tc>
-          <w:tcPr>
-            <w:tcW w:type="dxa" w:w="964"/>
-          </w:tcPr>
-          <w:p>
-            <w:r>
-              <w:rPr>
-                <w:b/>
-                <w:i w:val="0"/>
-                <w:color w:val="DC2626"/>
-                <w:sz w:val="16"/>
-              </w:rPr>
-              <w:t>Haute</w:t>
-            </w:r>
-          </w:p>
-        </w:tc>
-        <w:tc>
-          <w:tcPr>
-            <w:tcW w:type="dxa" w:w="1247"/>
-          </w:tcPr>
-          <w:p>
-            <w:r>
-              <w:rPr>
-                <w:b/>
-                <w:i w:val="0"/>
-                <w:sz w:val="16"/>
-              </w:rPr>
-              <w:t>S03</w:t>
-              <w:br/>
-            </w:r>
-            <w:r>
-              <w:rPr>
-                <w:b w:val="0"/>
-                <w:i w:val="0"/>
-                <w:color w:val="64748B"/>
-                <w:sz w:val="14"/>
-              </w:rPr>
-              <w:t>Santé</w:t>
-            </w:r>
-          </w:p>
-        </w:tc>
-        <w:tc>
-          <w:tcPr>
-            <w:tcW w:type="dxa" w:w="1531"/>
-          </w:tcPr>
-          <w:p>
-            <w:r>
-              <w:rPr>
-                <w:b/>
-                <w:i w:val="0"/>
-                <w:color w:val="16A34A"/>
-                <w:sz w:val="16"/>
-              </w:rPr>
-              <w:t>—</w:t>
-            </w:r>
-          </w:p>
-        </w:tc>
-        <w:tc>
-          <w:tcPr>
-            <w:tcW w:type="dxa" w:w="1191"/>
-          </w:tcPr>
-          <w:p>
-            <w:r>
-              <w:rPr>
-                <w:b w:val="0"/>
-                <w:i w:val="0"/>
-                <w:color w:val="64748B"/>
-                <w:sz w:val="16"/>
-              </w:rPr>
-              <w:t>GT-CQ</w:t>
-            </w:r>
-          </w:p>
-        </w:tc>
-        <w:tc>
-          <w:tcPr>
-            <w:tcW w:type="dxa" w:w="4706"/>
-          </w:tcPr>
-          <w:p>
-            <w:r>
-              <w:rPr>
-                <w:b w:val="0"/>
-                <w:i w:val="0"/>
-                <w:sz w:val="17"/>
-              </w:rPr>
-              <w:t>Incohérent !!! PAPE BABACAR THIAW s'est consulté la première fois pour cette maladie (Douleurs/fatigue) chez un médecin généraliste et vous dites que  PAPE BABACAR THIAW n'est pas concerné par le montant des frais de consultation d'un médecin généraliste (3.14=9999).</w:t>
-            </w:r>
-          </w:p>
-        </w:tc>
-      </w:tr>
-      <w:tr>
-        <w:tc>
-          <w:tcPr>
-            <w:tcW w:type="dxa" w:w="964"/>
-          </w:tcPr>
-          <w:p>
-            <w:r>
-              <w:rPr>
-                <w:b/>
-                <w:i w:val="0"/>
-                <w:color w:val="DC2626"/>
-                <w:sz w:val="16"/>
-              </w:rPr>
-              <w:t>Haute</w:t>
-            </w:r>
-          </w:p>
-        </w:tc>
-        <w:tc>
-          <w:tcPr>
-            <w:tcW w:type="dxa" w:w="1247"/>
-          </w:tcPr>
-          <w:p>
-            <w:r>
-              <w:rPr>
-                <w:b/>
-                <w:i w:val="0"/>
-                <w:sz w:val="16"/>
-              </w:rPr>
-              <w:t>S07</w:t>
-              <w:br/>
-            </w:r>
-            <w:r>
-              <w:rPr>
-                <w:b w:val="0"/>
-                <w:i w:val="0"/>
-                <w:color w:val="64748B"/>
-                <w:sz w:val="14"/>
-              </w:rPr>
-              <w:t>Consommation alimentaire</w:t>
-            </w:r>
-          </w:p>
-        </w:tc>
-        <w:tc>
-          <w:tcPr>
-            <w:tcW w:type="dxa" w:w="1531"/>
-          </w:tcPr>
-          <w:p>
-            <w:r>
-              <w:rPr>
-                <w:b/>
-                <w:i w:val="0"/>
-                <w:color w:val="16A34A"/>
-                <w:sz w:val="16"/>
-              </w:rPr>
-              <w:t>s00q27, s01q00a, s01q12, s01q13, s02q04, s03q11, s03q12, s01q01</w:t>
-            </w:r>
-          </w:p>
-        </w:tc>
-        <w:tc>
-          <w:tcPr>
-            <w:tcW w:type="dxa" w:w="1191"/>
-          </w:tcPr>
-          <w:p>
-            <w:r>
-              <w:rPr>
-                <w:b w:val="0"/>
-                <w:i w:val="0"/>
-                <w:color w:val="64748B"/>
-                <w:sz w:val="16"/>
-              </w:rPr>
-              <w:t>GT-CQ</w:t>
-            </w:r>
-          </w:p>
-        </w:tc>
-        <w:tc>
-          <w:tcPr>
-            <w:tcW w:type="dxa" w:w="4706"/>
-          </w:tcPr>
-          <w:p>
-            <w:r>
-              <w:rPr>
-                <w:b w:val="0"/>
-                <w:i w:val="0"/>
-                <w:sz w:val="17"/>
-              </w:rPr>
-              <w:t>Avertissement!!! Le ménage a consommé 45 Pièce de Tres petit de Tomate fraîche  ce qui semble incoherent pour une consommation aucours des 7 derniers jours, prière de verifier et corriger.</w:t>
-            </w:r>
-          </w:p>
-        </w:tc>
-      </w:tr>
-      <w:tr>
-        <w:tc>
-          <w:tcPr>
-            <w:tcW w:type="dxa" w:w="964"/>
-          </w:tcPr>
-          <w:p>
-            <w:r>
-              <w:rPr>
-                <w:b/>
-                <w:i w:val="0"/>
-                <w:color w:val="DC2626"/>
-                <w:sz w:val="16"/>
-              </w:rPr>
-              <w:t>Haute</w:t>
-            </w:r>
-          </w:p>
-        </w:tc>
-        <w:tc>
-          <w:tcPr>
-            <w:tcW w:type="dxa" w:w="1247"/>
-          </w:tcPr>
-          <w:p>
-            <w:r>
-              <w:rPr>
-                <w:b/>
-                <w:i w:val="0"/>
-                <w:sz w:val="16"/>
-              </w:rPr>
-              <w:t>S11</w:t>
-              <w:br/>
-            </w:r>
-            <w:r>
-              <w:rPr>
-                <w:b w:val="0"/>
-                <w:i w:val="0"/>
-                <w:color w:val="64748B"/>
-                <w:sz w:val="14"/>
-              </w:rPr>
-              <w:t>Logement / cadre de vie</w:t>
-            </w:r>
-          </w:p>
-        </w:tc>
-        <w:tc>
-          <w:tcPr>
-            <w:tcW w:type="dxa" w:w="1531"/>
-          </w:tcPr>
-          <w:p>
-            <w:r>
-              <w:rPr>
-                <w:b/>
-                <w:i w:val="0"/>
-                <w:color w:val="16A34A"/>
-                <w:sz w:val="16"/>
-              </w:rPr>
-              <w:t>s01q10, s02q30, s02q34, s03q50, s04q23, s04q24, s04q37, s04q44</w:t>
-            </w:r>
-          </w:p>
-        </w:tc>
-        <w:tc>
-          <w:tcPr>
-            <w:tcW w:type="dxa" w:w="1191"/>
-          </w:tcPr>
-          <w:p>
-            <w:r>
-              <w:rPr>
-                <w:b w:val="0"/>
-                <w:i w:val="0"/>
-                <w:color w:val="64748B"/>
-                <w:sz w:val="16"/>
-              </w:rPr>
-              <w:t>GT-CQ</w:t>
-            </w:r>
-          </w:p>
-        </w:tc>
-        <w:tc>
-          <w:tcPr>
-            <w:tcW w:type="dxa" w:w="4706"/>
-          </w:tcPr>
-          <w:p>
-            <w:r>
-              <w:rPr>
-                <w:b w:val="0"/>
-                <w:i w:val="0"/>
-                <w:sz w:val="17"/>
-              </w:rPr>
-              <w:t>Le montant de la dernière facture d'eau est de 35000 FCFA Tous les 2 mois qui semble incohérent, Prière de vérifier les questions 11.23a et 11.23b auprès du ménage ou confirmer.</w:t>
-            </w:r>
-          </w:p>
-        </w:tc>
-      </w:tr>
-      <w:tr>
-        <w:tc>
-          <w:tcPr>
-            <w:tcW w:type="dxa" w:w="964"/>
-          </w:tcPr>
-          <w:p>
-            <w:r>
-              <w:rPr>
-                <w:b/>
-                <w:i w:val="0"/>
-                <w:color w:val="EA580C"/>
-                <w:sz w:val="16"/>
-              </w:rPr>
-              <w:t>Moyenne</w:t>
-            </w:r>
-          </w:p>
-        </w:tc>
-        <w:tc>
-          <w:tcPr>
-            <w:tcW w:type="dxa" w:w="1247"/>
-          </w:tcPr>
-          <w:p>
-            <w:r>
-              <w:rPr>
-                <w:b/>
-                <w:i w:val="0"/>
-                <w:sz w:val="16"/>
-              </w:rPr>
-              <w:t>S00</w:t>
-              <w:br/>
-            </w:r>
-            <w:r>
-              <w:rPr>
-                <w:b w:val="0"/>
-                <w:i w:val="0"/>
-                <w:color w:val="64748B"/>
-                <w:sz w:val="14"/>
-              </w:rPr>
-              <w:t>Identification</w:t>
-            </w:r>
-          </w:p>
-        </w:tc>
-        <w:tc>
-          <w:tcPr>
-            <w:tcW w:type="dxa" w:w="1531"/>
-          </w:tcPr>
-          <w:p>
-            <w:r>
-              <w:rPr>
-                <w:b/>
-                <w:i w:val="0"/>
-                <w:color w:val="16A34A"/>
-                <w:sz w:val="16"/>
-              </w:rPr>
-              <w:t>s00q27</w:t>
-            </w:r>
-          </w:p>
-        </w:tc>
-        <w:tc>
-          <w:tcPr>
-            <w:tcW w:type="dxa" w:w="1191"/>
-          </w:tcPr>
-          <w:p>
-            <w:r>
-              <w:rPr>
-                <w:b w:val="0"/>
-                <w:i w:val="0"/>
-                <w:color w:val="64748B"/>
-                <w:sz w:val="16"/>
-              </w:rPr>
-              <w:t>GT-CQ</w:t>
-            </w:r>
-          </w:p>
-        </w:tc>
-        <w:tc>
-          <w:tcPr>
-            <w:tcW w:type="dxa" w:w="4706"/>
-          </w:tcPr>
-          <w:p>
-            <w:r>
-              <w:rPr>
-                <w:b w:val="0"/>
-                <w:i w:val="0"/>
-                <w:sz w:val="17"/>
-              </w:rPr>
-              <w:t>Le questionnaire semble ne pas être complètement fini mais le questionnaire est en statut complet, prière de compléter le questionnaire.</w:t>
-            </w:r>
-          </w:p>
-        </w:tc>
-      </w:tr>
-      <w:tr>
-        <w:tc>
-          <w:tcPr>
-            <w:tcW w:type="dxa" w:w="964"/>
-          </w:tcPr>
-          <w:p>
-            <w:r>
-              <w:rPr>
-                <w:b/>
-                <w:i w:val="0"/>
-                <w:color w:val="EA580C"/>
-                <w:sz w:val="16"/>
-              </w:rPr>
-              <w:t>Moyenne</w:t>
-            </w:r>
-          </w:p>
-        </w:tc>
-        <w:tc>
-          <w:tcPr>
-            <w:tcW w:type="dxa" w:w="1247"/>
-          </w:tcPr>
-          <w:p>
-            <w:r>
-              <w:rPr>
-                <w:b/>
-                <w:i w:val="0"/>
-                <w:sz w:val="16"/>
-              </w:rPr>
-              <w:t>S00</w:t>
-              <w:br/>
-            </w:r>
-            <w:r>
-              <w:rPr>
-                <w:b w:val="0"/>
-                <w:i w:val="0"/>
-                <w:color w:val="64748B"/>
-                <w:sz w:val="14"/>
-              </w:rPr>
-              <w:t>Identification</w:t>
-            </w:r>
-          </w:p>
-        </w:tc>
-        <w:tc>
-          <w:tcPr>
-            <w:tcW w:type="dxa" w:w="1531"/>
-          </w:tcPr>
-          <w:p>
-            <w:r>
-              <w:rPr>
-                <w:b/>
-                <w:i w:val="0"/>
-                <w:color w:val="16A34A"/>
-                <w:sz w:val="16"/>
-              </w:rPr>
-              <w:t>—</w:t>
-            </w:r>
-          </w:p>
-        </w:tc>
-        <w:tc>
-          <w:tcPr>
-            <w:tcW w:type="dxa" w:w="1191"/>
-          </w:tcPr>
-          <w:p>
-            <w:r>
-              <w:rPr>
-                <w:b w:val="0"/>
-                <w:i w:val="0"/>
-                <w:color w:val="64748B"/>
-                <w:sz w:val="16"/>
-              </w:rPr>
-              <w:t>GT-CQ</w:t>
-            </w:r>
-          </w:p>
-        </w:tc>
-        <w:tc>
-          <w:tcPr>
-            <w:tcW w:type="dxa" w:w="4706"/>
-          </w:tcPr>
-          <w:p>
-            <w:r>
-              <w:rPr>
-                <w:b w:val="0"/>
-                <w:i w:val="0"/>
-                <w:sz w:val="17"/>
-              </w:rPr>
-              <w:t>L'adresse ou la localisation du ménage doit être bien renseignée, ne doit pas contenir des numéros de téléphone et elle semble courte pour être une adresse.</w:t>
-            </w:r>
-          </w:p>
-        </w:tc>
-      </w:tr>
-      <w:tr>
-        <w:tc>
-          <w:tcPr>
-            <w:tcW w:type="dxa" w:w="964"/>
-          </w:tcPr>
-          <w:p>
-            <w:r>
-              <w:rPr>
-                <w:b/>
-                <w:i w:val="0"/>
-                <w:color w:val="EA580C"/>
-                <w:sz w:val="16"/>
-              </w:rPr>
-              <w:t>Moyenne</w:t>
-            </w:r>
-          </w:p>
-        </w:tc>
-        <w:tc>
-          <w:tcPr>
-            <w:tcW w:type="dxa" w:w="1247"/>
-          </w:tcPr>
-          <w:p>
-            <w:r>
-              <w:rPr>
-                <w:b/>
-                <w:i w:val="0"/>
-                <w:sz w:val="16"/>
-              </w:rPr>
-              <w:t>S00</w:t>
-              <w:br/>
-            </w:r>
-            <w:r>
-              <w:rPr>
-                <w:b w:val="0"/>
-                <w:i w:val="0"/>
-                <w:color w:val="64748B"/>
-                <w:sz w:val="14"/>
-              </w:rPr>
-              <w:t>Identification</w:t>
-            </w:r>
-          </w:p>
-        </w:tc>
-        <w:tc>
-          <w:tcPr>
-            <w:tcW w:type="dxa" w:w="1531"/>
-          </w:tcPr>
-          <w:p>
-            <w:r>
-              <w:rPr>
-                <w:b/>
-                <w:i w:val="0"/>
-                <w:color w:val="16A34A"/>
-                <w:sz w:val="16"/>
-              </w:rPr>
-              <w:t>—</w:t>
-            </w:r>
-          </w:p>
-        </w:tc>
-        <w:tc>
-          <w:tcPr>
-            <w:tcW w:type="dxa" w:w="1191"/>
-          </w:tcPr>
-          <w:p>
-            <w:r>
-              <w:rPr>
-                <w:b w:val="0"/>
-                <w:i w:val="0"/>
-                <w:color w:val="64748B"/>
-                <w:sz w:val="16"/>
-              </w:rPr>
-              <w:t>GT-CQ</w:t>
-            </w:r>
-          </w:p>
-        </w:tc>
-        <w:tc>
-          <w:tcPr>
-            <w:tcW w:type="dxa" w:w="4706"/>
-          </w:tcPr>
-          <w:p>
-            <w:r>
-              <w:rPr>
-                <w:b w:val="0"/>
-                <w:i w:val="0"/>
-                <w:sz w:val="17"/>
-              </w:rPr>
-              <w:t>Prière de renseigner la bonne adresse.</w:t>
-            </w:r>
-          </w:p>
-        </w:tc>
-      </w:tr>
-      <w:tr>
-        <w:tc>
-          <w:tcPr>
-            <w:tcW w:type="dxa" w:w="964"/>
-          </w:tcPr>
-          <w:p>
-            <w:r>
-              <w:rPr>
-                <w:b/>
-                <w:i w:val="0"/>
-                <w:color w:val="EA580C"/>
-                <w:sz w:val="16"/>
-              </w:rPr>
-              <w:t>Moyenne</w:t>
-            </w:r>
-          </w:p>
-        </w:tc>
-        <w:tc>
-          <w:tcPr>
-            <w:tcW w:type="dxa" w:w="1247"/>
-          </w:tcPr>
-          <w:p>
-            <w:r>
-              <w:rPr>
-                <w:b/>
-                <w:i w:val="0"/>
-                <w:sz w:val="16"/>
-              </w:rPr>
-              <w:t>S01</w:t>
-              <w:br/>
-            </w:r>
-            <w:r>
-              <w:rPr>
-                <w:b w:val="0"/>
-                <w:i w:val="0"/>
-                <w:color w:val="64748B"/>
-                <w:sz w:val="14"/>
-              </w:rPr>
-              <w:t>Démographie</w:t>
-            </w:r>
-          </w:p>
-        </w:tc>
-        <w:tc>
-          <w:tcPr>
-            <w:tcW w:type="dxa" w:w="1531"/>
-          </w:tcPr>
-          <w:p>
-            <w:r>
-              <w:rPr>
-                <w:b/>
-                <w:i w:val="0"/>
-                <w:color w:val="16A34A"/>
-                <w:sz w:val="16"/>
-              </w:rPr>
-              <w:t>—</w:t>
-            </w:r>
-          </w:p>
-        </w:tc>
-        <w:tc>
-          <w:tcPr>
-            <w:tcW w:type="dxa" w:w="1191"/>
-          </w:tcPr>
-          <w:p>
-            <w:r>
-              <w:rPr>
-                <w:b w:val="0"/>
-                <w:i w:val="0"/>
-                <w:color w:val="64748B"/>
-                <w:sz w:val="16"/>
-              </w:rPr>
-              <w:t>GT-CQ</w:t>
-            </w:r>
-          </w:p>
-        </w:tc>
-        <w:tc>
-          <w:tcPr>
-            <w:tcW w:type="dxa" w:w="4706"/>
-          </w:tcPr>
-          <w:p>
-            <w:r>
-              <w:rPr>
-                <w:b w:val="0"/>
-                <w:i w:val="0"/>
-                <w:sz w:val="17"/>
-              </w:rPr>
-              <w:t>Prière de verifier l'information donnée par FATOU BONDJI THIAW ou corriger au niveau de la section 1.</w:t>
-            </w:r>
-          </w:p>
-        </w:tc>
-      </w:tr>
-      <w:tr>
-        <w:tc>
-          <w:tcPr>
-            <w:tcW w:type="dxa" w:w="964"/>
-          </w:tcPr>
-          <w:p>
-            <w:r>
-              <w:rPr>
-                <w:b/>
-                <w:i w:val="0"/>
-                <w:color w:val="EA580C"/>
-                <w:sz w:val="16"/>
-              </w:rPr>
-              <w:t>Moyenne</w:t>
-            </w:r>
-          </w:p>
-        </w:tc>
-        <w:tc>
-          <w:tcPr>
-            <w:tcW w:type="dxa" w:w="1247"/>
-          </w:tcPr>
-          <w:p>
-            <w:r>
-              <w:rPr>
-                <w:b/>
-                <w:i w:val="0"/>
-                <w:sz w:val="16"/>
-              </w:rPr>
-              <w:t>S01</w:t>
-              <w:br/>
-            </w:r>
-            <w:r>
-              <w:rPr>
-                <w:b w:val="0"/>
-                <w:i w:val="0"/>
-                <w:color w:val="64748B"/>
-                <w:sz w:val="14"/>
-              </w:rPr>
-              <w:t>Démographie</w:t>
-            </w:r>
-          </w:p>
-        </w:tc>
-        <w:tc>
-          <w:tcPr>
-            <w:tcW w:type="dxa" w:w="1531"/>
-          </w:tcPr>
-          <w:p>
-            <w:r>
-              <w:rPr>
-                <w:b/>
-                <w:i w:val="0"/>
-                <w:color w:val="16A34A"/>
-                <w:sz w:val="16"/>
-              </w:rPr>
-              <w:t>—</w:t>
-            </w:r>
-          </w:p>
-        </w:tc>
-        <w:tc>
-          <w:tcPr>
-            <w:tcW w:type="dxa" w:w="1191"/>
-          </w:tcPr>
-          <w:p>
-            <w:r>
-              <w:rPr>
-                <w:b w:val="0"/>
-                <w:i w:val="0"/>
-                <w:color w:val="64748B"/>
-                <w:sz w:val="16"/>
-              </w:rPr>
-              <w:t>GT-CQ</w:t>
-            </w:r>
-          </w:p>
-        </w:tc>
-        <w:tc>
-          <w:tcPr>
-            <w:tcW w:type="dxa" w:w="4706"/>
-          </w:tcPr>
-          <w:p>
-            <w:r>
-              <w:rPr>
-                <w:b w:val="0"/>
-                <w:i w:val="0"/>
-                <w:sz w:val="17"/>
-              </w:rPr>
-              <w:t>Prière de verifier l'information donnée par MAME AMADOU LAMINE THIAW ou corriger au niveau de la section 1.</w:t>
-            </w:r>
-          </w:p>
-        </w:tc>
-      </w:tr>
-      <w:tr>
-        <w:tc>
-          <w:tcPr>
-            <w:tcW w:type="dxa" w:w="964"/>
-          </w:tcPr>
-          <w:p>
-            <w:r>
-              <w:rPr>
-                <w:b/>
-                <w:i w:val="0"/>
-                <w:color w:val="EA580C"/>
-                <w:sz w:val="16"/>
-              </w:rPr>
-              <w:t>Moyenne</w:t>
-            </w:r>
-          </w:p>
-        </w:tc>
-        <w:tc>
-          <w:tcPr>
-            <w:tcW w:type="dxa" w:w="1247"/>
-          </w:tcPr>
-          <w:p>
-            <w:r>
-              <w:rPr>
-                <w:b/>
-                <w:i w:val="0"/>
-                <w:sz w:val="16"/>
-              </w:rPr>
-              <w:t>S01</w:t>
-              <w:br/>
-            </w:r>
-            <w:r>
-              <w:rPr>
-                <w:b w:val="0"/>
-                <w:i w:val="0"/>
-                <w:color w:val="64748B"/>
-                <w:sz w:val="14"/>
-              </w:rPr>
-              <w:t>Démographie</w:t>
-            </w:r>
-          </w:p>
-        </w:tc>
-        <w:tc>
-          <w:tcPr>
-            <w:tcW w:type="dxa" w:w="1531"/>
-          </w:tcPr>
-          <w:p>
-            <w:r>
-              <w:rPr>
-                <w:b/>
-                <w:i w:val="0"/>
-                <w:color w:val="16A34A"/>
-                <w:sz w:val="16"/>
-              </w:rPr>
-              <w:t>—</w:t>
-            </w:r>
-          </w:p>
-        </w:tc>
-        <w:tc>
-          <w:tcPr>
-            <w:tcW w:type="dxa" w:w="1191"/>
-          </w:tcPr>
-          <w:p>
-            <w:r>
-              <w:rPr>
-                <w:b w:val="0"/>
-                <w:i w:val="0"/>
-                <w:color w:val="64748B"/>
-                <w:sz w:val="16"/>
-              </w:rPr>
-              <w:t>GT-CQ</w:t>
-            </w:r>
-          </w:p>
-        </w:tc>
-        <w:tc>
-          <w:tcPr>
-            <w:tcW w:type="dxa" w:w="4706"/>
-          </w:tcPr>
-          <w:p>
-            <w:r>
-              <w:rPr>
-                <w:b w:val="0"/>
-                <w:i w:val="0"/>
-                <w:sz w:val="17"/>
-              </w:rPr>
-              <w:t>Prière de verifier l'information donnée par PAPE BABACAR THIAW ou corriger au niveau de la section 1.</w:t>
-            </w:r>
-          </w:p>
-        </w:tc>
-      </w:tr>
-      <w:tr>
-        <w:tc>
-          <w:tcPr>
-            <w:tcW w:type="dxa" w:w="964"/>
-          </w:tcPr>
-          <w:p>
-            <w:r>
-              <w:rPr>
-                <w:b/>
-                <w:i w:val="0"/>
-                <w:color w:val="EA580C"/>
-                <w:sz w:val="16"/>
-              </w:rPr>
-              <w:t>Moyenne</w:t>
-            </w:r>
-          </w:p>
-        </w:tc>
-        <w:tc>
-          <w:tcPr>
-            <w:tcW w:type="dxa" w:w="1247"/>
-          </w:tcPr>
-          <w:p>
-            <w:r>
-              <w:rPr>
-                <w:b/>
-                <w:i w:val="0"/>
-                <w:sz w:val="16"/>
-              </w:rPr>
-              <w:t>S01</w:t>
-              <w:br/>
-            </w:r>
-            <w:r>
-              <w:rPr>
-                <w:b w:val="0"/>
-                <w:i w:val="0"/>
-                <w:color w:val="64748B"/>
-                <w:sz w:val="14"/>
-              </w:rPr>
-              <w:t>Démographie</w:t>
-            </w:r>
-          </w:p>
-        </w:tc>
-        <w:tc>
-          <w:tcPr>
-            <w:tcW w:type="dxa" w:w="1531"/>
-          </w:tcPr>
-          <w:p>
-            <w:r>
-              <w:rPr>
-                <w:b/>
-                <w:i w:val="0"/>
-                <w:color w:val="16A34A"/>
-                <w:sz w:val="16"/>
-              </w:rPr>
-              <w:t>—</w:t>
-            </w:r>
-          </w:p>
-        </w:tc>
-        <w:tc>
-          <w:tcPr>
-            <w:tcW w:type="dxa" w:w="1191"/>
-          </w:tcPr>
-          <w:p>
-            <w:r>
-              <w:rPr>
-                <w:b w:val="0"/>
-                <w:i w:val="0"/>
-                <w:color w:val="64748B"/>
-                <w:sz w:val="16"/>
-              </w:rPr>
-              <w:t>GT-CQ</w:t>
-            </w:r>
-          </w:p>
-        </w:tc>
-        <w:tc>
-          <w:tcPr>
-            <w:tcW w:type="dxa" w:w="4706"/>
-          </w:tcPr>
-          <w:p>
-            <w:r>
-              <w:rPr>
-                <w:b w:val="0"/>
-                <w:i w:val="0"/>
-                <w:sz w:val="17"/>
-              </w:rPr>
-              <w:t>Prière de verifier l'information donnée par SIDY NDIAYE THIAW ou corriger au niveau de la section 1.</w:t>
-            </w:r>
-          </w:p>
-        </w:tc>
-      </w:tr>
-      <w:tr>
-        <w:tc>
-          <w:tcPr>
-            <w:tcW w:type="dxa" w:w="964"/>
-          </w:tcPr>
-          <w:p>
-            <w:r>
-              <w:rPr>
-                <w:b/>
-                <w:i w:val="0"/>
-                <w:color w:val="EA580C"/>
-                <w:sz w:val="16"/>
-              </w:rPr>
-              <w:t>Moyenne</w:t>
-            </w:r>
-          </w:p>
-        </w:tc>
-        <w:tc>
-          <w:tcPr>
-            <w:tcW w:type="dxa" w:w="1247"/>
-          </w:tcPr>
-          <w:p>
-            <w:r>
-              <w:rPr>
-                <w:b/>
-                <w:i w:val="0"/>
-                <w:sz w:val="16"/>
-              </w:rPr>
-              <w:t>S01</w:t>
-              <w:br/>
-            </w:r>
-            <w:r>
-              <w:rPr>
-                <w:b w:val="0"/>
-                <w:i w:val="0"/>
-                <w:color w:val="64748B"/>
-                <w:sz w:val="14"/>
-              </w:rPr>
-              <w:t>Démographie</w:t>
-            </w:r>
-          </w:p>
-        </w:tc>
-        <w:tc>
-          <w:tcPr>
-            <w:tcW w:type="dxa" w:w="1531"/>
-          </w:tcPr>
-          <w:p>
-            <w:r>
-              <w:rPr>
-                <w:b/>
-                <w:i w:val="0"/>
-                <w:color w:val="16A34A"/>
-                <w:sz w:val="16"/>
-              </w:rPr>
-              <w:t>s00q27, s01q03a, s01q03b, s01q03c, s01q00b</w:t>
-            </w:r>
-          </w:p>
-        </w:tc>
-        <w:tc>
-          <w:tcPr>
-            <w:tcW w:type="dxa" w:w="1191"/>
-          </w:tcPr>
-          <w:p>
-            <w:r>
-              <w:rPr>
-                <w:b w:val="0"/>
-                <w:i w:val="0"/>
-                <w:color w:val="64748B"/>
-                <w:sz w:val="16"/>
-              </w:rPr>
-              <w:t>GT-CQ</w:t>
-            </w:r>
-          </w:p>
-        </w:tc>
-        <w:tc>
-          <w:tcPr>
-            <w:tcW w:type="dxa" w:w="4706"/>
-          </w:tcPr>
-          <w:p>
-            <w:r>
-              <w:rPr>
-                <w:b w:val="0"/>
-                <w:i w:val="0"/>
-                <w:sz w:val="17"/>
-              </w:rPr>
-              <w:t>Les informations sur l'acte de naissance (ni Jours, ni mois et ni années) de  MOUSSA NDIAYE  manquent, s'il vous plait pouvez-vous fournir d'effort pour avoir ces informations.</w:t>
-            </w:r>
-          </w:p>
-        </w:tc>
-      </w:tr>
-      <w:tr>
-        <w:tc>
-          <w:tcPr>
-            <w:tcW w:type="dxa" w:w="964"/>
-          </w:tcPr>
-          <w:p>
-            <w:r>
-              <w:rPr>
-                <w:b/>
-                <w:i w:val="0"/>
-                <w:color w:val="EA580C"/>
-                <w:sz w:val="16"/>
-              </w:rPr>
-              <w:t>Moyenne</w:t>
-            </w:r>
-          </w:p>
-        </w:tc>
-        <w:tc>
-          <w:tcPr>
-            <w:tcW w:type="dxa" w:w="1247"/>
-          </w:tcPr>
-          <w:p>
-            <w:r>
-              <w:rPr>
-                <w:b/>
-                <w:i w:val="0"/>
-                <w:sz w:val="16"/>
-              </w:rPr>
-              <w:t>S02</w:t>
-              <w:br/>
-            </w:r>
-            <w:r>
-              <w:rPr>
-                <w:b w:val="0"/>
-                <w:i w:val="0"/>
-                <w:color w:val="64748B"/>
-                <w:sz w:val="14"/>
-              </w:rPr>
-              <w:t>Éducation</w:t>
-            </w:r>
-          </w:p>
-        </w:tc>
-        <w:tc>
-          <w:tcPr>
-            <w:tcW w:type="dxa" w:w="1531"/>
-          </w:tcPr>
-          <w:p>
-            <w:r>
-              <w:rPr>
-                <w:b/>
-                <w:i w:val="0"/>
-                <w:color w:val="16A34A"/>
-                <w:sz w:val="16"/>
-              </w:rPr>
-              <w:t>—</w:t>
-            </w:r>
-          </w:p>
-        </w:tc>
-        <w:tc>
-          <w:tcPr>
-            <w:tcW w:type="dxa" w:w="1191"/>
-          </w:tcPr>
-          <w:p>
-            <w:r>
-              <w:rPr>
-                <w:b w:val="0"/>
-                <w:i w:val="0"/>
-                <w:color w:val="64748B"/>
-                <w:sz w:val="16"/>
-              </w:rPr>
-              <w:t>GT-CQ</w:t>
-            </w:r>
-          </w:p>
-        </w:tc>
-        <w:tc>
-          <w:tcPr>
-            <w:tcW w:type="dxa" w:w="4706"/>
-          </w:tcPr>
-          <w:p>
-            <w:r>
-              <w:rPr>
-                <w:b w:val="0"/>
-                <w:i w:val="0"/>
-                <w:sz w:val="17"/>
-              </w:rPr>
-              <w:t>veuillez, s'il vous plait, confirmer les frais de scolarité ( 190000 FCFA) payée de MAME AMADOU LAMINE THIAW avec le QG ou apporter les corrections nécessaires.</w:t>
-            </w:r>
-          </w:p>
-        </w:tc>
-      </w:tr>
-      <w:tr>
-        <w:tc>
-          <w:tcPr>
-            <w:tcW w:type="dxa" w:w="964"/>
-          </w:tcPr>
-          <w:p>
-            <w:r>
-              <w:rPr>
-                <w:b/>
-                <w:i w:val="0"/>
-                <w:color w:val="EA580C"/>
-                <w:sz w:val="16"/>
-              </w:rPr>
-              <w:t>Moyenne</w:t>
-            </w:r>
-          </w:p>
-        </w:tc>
-        <w:tc>
-          <w:tcPr>
-            <w:tcW w:type="dxa" w:w="1247"/>
-          </w:tcPr>
-          <w:p>
-            <w:r>
-              <w:rPr>
-                <w:b/>
-                <w:i w:val="0"/>
-                <w:sz w:val="16"/>
-              </w:rPr>
-              <w:t>S02</w:t>
-              <w:br/>
-            </w:r>
-            <w:r>
-              <w:rPr>
-                <w:b w:val="0"/>
-                <w:i w:val="0"/>
-                <w:color w:val="64748B"/>
-                <w:sz w:val="14"/>
-              </w:rPr>
-              <w:t>Éducation</w:t>
-            </w:r>
-          </w:p>
-        </w:tc>
-        <w:tc>
-          <w:tcPr>
-            <w:tcW w:type="dxa" w:w="1531"/>
-          </w:tcPr>
-          <w:p>
-            <w:r>
-              <w:rPr>
-                <w:b/>
-                <w:i w:val="0"/>
-                <w:color w:val="16A34A"/>
-                <w:sz w:val="16"/>
-              </w:rPr>
-              <w:t>s01q63, s00q04, s02q25, s01q00b, s02q17_2, s02q15_2</w:t>
-            </w:r>
-          </w:p>
-        </w:tc>
-        <w:tc>
-          <w:tcPr>
-            <w:tcW w:type="dxa" w:w="1191"/>
-          </w:tcPr>
-          <w:p>
-            <w:r>
-              <w:rPr>
-                <w:b w:val="0"/>
-                <w:i w:val="0"/>
-                <w:color w:val="64748B"/>
-                <w:sz w:val="16"/>
-              </w:rPr>
-              <w:t>GT-CQ</w:t>
-            </w:r>
-          </w:p>
-        </w:tc>
-        <w:tc>
-          <w:tcPr>
-            <w:tcW w:type="dxa" w:w="4706"/>
-          </w:tcPr>
-          <w:p>
-            <w:r>
-              <w:rPr>
-                <w:b w:val="0"/>
-                <w:i w:val="0"/>
-                <w:sz w:val="17"/>
-              </w:rPr>
-              <w:t>Dans les milieux urbains c'est peu probable de voir une école dont les élèves ou étudiants ne dépensent pas en frais d'uniformes, prière de verifier pour MAME AMADOU LAMINE THIAW qui fréquente 2ème année de Supérieur et corriger ou confirmer avec le QG.</w:t>
-            </w:r>
-          </w:p>
-        </w:tc>
-      </w:tr>
-      <w:tr>
-        <w:tc>
-          <w:tcPr>
-            <w:tcW w:type="dxa" w:w="964"/>
-          </w:tcPr>
-          <w:p>
-            <w:r>
-              <w:rPr>
-                <w:b/>
-                <w:i w:val="0"/>
-                <w:color w:val="EA580C"/>
-                <w:sz w:val="16"/>
-              </w:rPr>
-              <w:t>Moyenne</w:t>
-            </w:r>
-          </w:p>
-        </w:tc>
-        <w:tc>
-          <w:tcPr>
-            <w:tcW w:type="dxa" w:w="1247"/>
-          </w:tcPr>
-          <w:p>
-            <w:r>
-              <w:rPr>
-                <w:b/>
-                <w:i w:val="0"/>
-                <w:sz w:val="16"/>
-              </w:rPr>
-              <w:t>S02</w:t>
-              <w:br/>
-            </w:r>
-            <w:r>
-              <w:rPr>
-                <w:b w:val="0"/>
-                <w:i w:val="0"/>
-                <w:color w:val="64748B"/>
-                <w:sz w:val="14"/>
-              </w:rPr>
-              <w:t>Éducation</w:t>
-            </w:r>
-          </w:p>
-        </w:tc>
-        <w:tc>
-          <w:tcPr>
-            <w:tcW w:type="dxa" w:w="1531"/>
-          </w:tcPr>
-          <w:p>
-            <w:r>
-              <w:rPr>
-                <w:b/>
-                <w:i w:val="0"/>
-                <w:color w:val="16A34A"/>
-                <w:sz w:val="16"/>
-              </w:rPr>
-              <w:t>—</w:t>
-            </w:r>
-          </w:p>
-        </w:tc>
-        <w:tc>
-          <w:tcPr>
-            <w:tcW w:type="dxa" w:w="1191"/>
-          </w:tcPr>
-          <w:p>
-            <w:r>
-              <w:rPr>
-                <w:b w:val="0"/>
-                <w:i w:val="0"/>
-                <w:color w:val="64748B"/>
-                <w:sz w:val="16"/>
-              </w:rPr>
-              <w:t>GT-CQ</w:t>
-            </w:r>
-          </w:p>
-        </w:tc>
-        <w:tc>
-          <w:tcPr>
-            <w:tcW w:type="dxa" w:w="4706"/>
-          </w:tcPr>
-          <w:p>
-            <w:r>
-              <w:rPr>
-                <w:b w:val="0"/>
-                <w:i w:val="0"/>
-                <w:sz w:val="17"/>
-              </w:rPr>
-              <w:t>Prière de corriger ou confirmer cette information avec le QG.</w:t>
-            </w:r>
-          </w:p>
-        </w:tc>
-      </w:tr>
-      <w:tr>
-        <w:tc>
-          <w:tcPr>
-            <w:tcW w:type="dxa" w:w="964"/>
-          </w:tcPr>
-          <w:p>
-            <w:r>
-              <w:rPr>
-                <w:b/>
-                <w:i w:val="0"/>
-                <w:color w:val="EA580C"/>
-                <w:sz w:val="16"/>
-              </w:rPr>
-              <w:t>Moyenne</w:t>
-            </w:r>
-          </w:p>
-        </w:tc>
-        <w:tc>
-          <w:tcPr>
-            <w:tcW w:type="dxa" w:w="1247"/>
-          </w:tcPr>
-          <w:p>
-            <w:r>
-              <w:rPr>
-                <w:b/>
-                <w:i w:val="0"/>
-                <w:sz w:val="16"/>
-              </w:rPr>
-              <w:t>S02</w:t>
-              <w:br/>
-            </w:r>
-            <w:r>
-              <w:rPr>
-                <w:b w:val="0"/>
-                <w:i w:val="0"/>
-                <w:color w:val="64748B"/>
-                <w:sz w:val="14"/>
-              </w:rPr>
-              <w:t>Éducation</w:t>
-            </w:r>
-          </w:p>
-        </w:tc>
-        <w:tc>
-          <w:tcPr>
-            <w:tcW w:type="dxa" w:w="1531"/>
-          </w:tcPr>
-          <w:p>
-            <w:r>
-              <w:rPr>
-                <w:b/>
-                <w:i w:val="0"/>
-                <w:color w:val="16A34A"/>
-                <w:sz w:val="16"/>
-              </w:rPr>
-              <w:t>s01q23, s01q00b, s01q23_autre</w:t>
-            </w:r>
-          </w:p>
-        </w:tc>
-        <w:tc>
-          <w:tcPr>
-            <w:tcW w:type="dxa" w:w="1191"/>
-          </w:tcPr>
-          <w:p>
-            <w:r>
-              <w:rPr>
-                <w:b w:val="0"/>
-                <w:i w:val="0"/>
-                <w:color w:val="64748B"/>
-                <w:sz w:val="16"/>
-              </w:rPr>
-              <w:t>GT-CQ</w:t>
-            </w:r>
-          </w:p>
-        </w:tc>
-        <w:tc>
-          <w:tcPr>
-            <w:tcW w:type="dxa" w:w="4706"/>
-          </w:tcPr>
-          <w:p>
-            <w:r>
-              <w:rPr>
-                <w:b w:val="0"/>
-                <w:i w:val="0"/>
-                <w:sz w:val="17"/>
-              </w:rPr>
               <w:t>La filière de MAME AMADOU LAMINE THIAW est agriculture ecologique et biologique et semble exister dans les modalités, prière de prendre attache avec le QG pour plus d'explication afin de la classer bien.</w:t>
-            </w:r>
-          </w:p>
-        </w:tc>
-      </w:tr>
-      <w:tr>
-        <w:tc>
-          <w:tcPr>
-            <w:tcW w:type="dxa" w:w="964"/>
-          </w:tcPr>
-          <w:p>
-            <w:r>
-              <w:rPr>
-                <w:b/>
-                <w:i w:val="0"/>
-                <w:color w:val="EA580C"/>
-                <w:sz w:val="16"/>
-              </w:rPr>
-              <w:t>Moyenne</w:t>
-            </w:r>
-          </w:p>
-        </w:tc>
-        <w:tc>
-          <w:tcPr>
-            <w:tcW w:type="dxa" w:w="1247"/>
-          </w:tcPr>
-          <w:p>
-            <w:r>
-              <w:rPr>
-                <w:b/>
-                <w:i w:val="0"/>
-                <w:sz w:val="16"/>
-              </w:rPr>
-              <w:t>S02</w:t>
-              <w:br/>
-            </w:r>
-            <w:r>
-              <w:rPr>
-                <w:b w:val="0"/>
-                <w:i w:val="0"/>
-                <w:color w:val="64748B"/>
-                <w:sz w:val="14"/>
-              </w:rPr>
-              <w:t>Éducation</w:t>
-            </w:r>
-          </w:p>
-        </w:tc>
-        <w:tc>
-          <w:tcPr>
-            <w:tcW w:type="dxa" w:w="1531"/>
-          </w:tcPr>
-          <w:p>
-            <w:r>
-              <w:rPr>
-                <w:b/>
-                <w:i w:val="0"/>
-                <w:color w:val="16A34A"/>
-                <w:sz w:val="16"/>
-              </w:rPr>
-              <w:t>—</w:t>
-            </w:r>
-          </w:p>
-        </w:tc>
-        <w:tc>
-          <w:tcPr>
-            <w:tcW w:type="dxa" w:w="1191"/>
-          </w:tcPr>
-          <w:p>
-            <w:r>
-              <w:rPr>
-                <w:b w:val="0"/>
-                <w:i w:val="0"/>
-                <w:color w:val="64748B"/>
-                <w:sz w:val="16"/>
-              </w:rPr>
-              <w:t>GT-CQ</w:t>
-            </w:r>
-          </w:p>
-        </w:tc>
-        <w:tc>
-          <w:tcPr>
-            <w:tcW w:type="dxa" w:w="4706"/>
-          </w:tcPr>
-          <w:p>
-            <w:r>
-              <w:rPr>
-                <w:b w:val="0"/>
-                <w:i w:val="0"/>
-                <w:sz w:val="17"/>
-              </w:rPr>
-              <w:t>veuillez, s'il vous plait, confirmer les frais de scolarité ( 25000 FCFA) payée de SOKHNA BADIANE avec le QG ou apporter les corrections nécessaires.</w:t>
             </w:r>
           </w:p>
         </w:tc>
